--- a/docs/20 Logistic Regression Tutorial.docx
+++ b/docs/20 Logistic Regression Tutorial.docx
@@ -127,7 +127,7 @@
           <w:sz w:val="24"/>
           <w:szCs w:val="24"/>
         </w:rPr>
-        <w:t xml:space="preserve">using real CMS Medicare Part D data, predict whether a prescriber lands in the top 25% of drug cost per claim — without letting the model see cost. Result: 84.8% accuracy against a 74.9% do-nothing baseline, ROC AUC 0.879.</w:t>
+        <w:t xml:space="preserve">using real CMS Medicare Part D data, predict whether a prescriber lands in the top 25% of drug cost per claim — without letting the model see cost. Result: 85.1% accuracy against a 74.9% do-nothing baseline, ROC AUC 0.883.</w:t>
       </w:r>
     </w:p>
     <w:p>
@@ -155,7 +155,7 @@
           <w:sz w:val="24"/>
           <w:szCs w:val="24"/>
         </w:rPr>
-        <w:t xml:space="preserve">the model's coefficients are changes in log(odds); exponentiating them gives odds ratios. A one-standard-deviation increase in brand share multiplies the odds of being high-cost by about 5.1.</w:t>
+        <w:t xml:space="preserve">the model's coefficients are changes in log(odds); exponentiating them gives odds ratios. A one-standard-deviation increase in brand share multiplies the odds of being high-cost by about 4.8.</w:t>
       </w:r>
     </w:p>
     <w:p>
@@ -183,7 +183,7 @@
           <w:sz w:val="24"/>
           <w:szCs w:val="24"/>
         </w:rPr>
-        <w:t xml:space="preserve">transforming the y-axis to log(odds) turns the S-curve into a straight fitted line; Wald's test (z = coefficient / standard error) supplies p-values and confidence intervals — brand share: z = 11.8, odds-ratio 95% CI [3.97×, 6.88×].</w:t>
+        <w:t xml:space="preserve">transforming the y-axis to log(odds) turns the S-curve into a straight fitted line; Wald's test (z = coefficient / standard error) supplies p-values and confidence intervals — brand share: z = 11.2, odds-ratio 95% CI [3.76×, 6.57×].</w:t>
       </w:r>
     </w:p>
     <w:p>
@@ -647,7 +647,35 @@
           <w:sz w:val="24"/>
           <w:szCs w:val="24"/>
         </w:rPr>
-        <w:t xml:space="preserve">every API value arrives as a string; blank cells are privacy-suppressed counts (treated as 0); providers under 50 claims are dropped so shares aren't small-sample noise.</w:t>
+        <w:t xml:space="preserve">every API value arrives as a string; providers under 50 claims are dropped so shares aren't small-sample noise.</w:t>
+      </w:r>
+    </w:p>
+    <w:p>
+      <w:pPr>
+        <w:pStyle w:val="ListParagraph"/>
+        <w:numPr>
+          <w:ilvl w:val="0"/>
+          <w:numId w:val="2"/>
+        </w:numPr>
+        <w:spacing w:after="100"/>
+      </w:pPr>
+      <w:r>
+        <w:rPr>
+          <w:rFonts w:ascii="Times New Roman" w:cs="Times New Roman" w:eastAsia="Times New Roman" w:hAnsi="Times New Roman"/>
+          <w:b/>
+          <w:bCs/>
+          <w:sz w:val="24"/>
+          <w:szCs w:val="24"/>
+        </w:rPr>
+        <w:t xml:space="preserve">Suppressed counts: </w:t>
+      </w:r>
+      <w:r>
+        <w:rPr>
+          <w:rFonts w:ascii="Times New Roman" w:cs="Times New Roman" w:eastAsia="Times New Roman" w:hAnsi="Times New Roman"/>
+          <w:sz w:val="24"/>
+          <w:szCs w:val="24"/>
+        </w:rPr>
+        <w:t xml:space="preserve">a blank count is a hidden value, not a zero — CMS suppresses counts of 1 to 10 to protect beneficiary privacy, writing genuine zeros as “0”. Its methodology warns that reading blanks as zeros underestimates the true values and suggests imputing a value such as five, the midpoint of the hidden range; this project imputes 5 (2,574 values in a 2,040-provider pull). CMS also applies counter-suppression — when one subgroup is hidden the next-smallest is hidden too — so a blank is usually 1 to 10 but occasionally larger.</w:t>
       </w:r>
     </w:p>
     <w:p>
@@ -782,7 +810,7 @@
           <w:sz w:val="24"/>
           <w:szCs w:val="24"/>
         </w:rPr>
-        <w:t xml:space="preserve">Accuracy 84.8% </w:t>
+        <w:t xml:space="preserve">Accuracy 85.1% </w:t>
       </w:r>
       <w:r>
         <w:rPr>
@@ -810,7 +838,7 @@
           <w:sz w:val="24"/>
           <w:szCs w:val="24"/>
         </w:rPr>
-        <w:t xml:space="preserve">ROC AUC 0.879 </w:t>
+        <w:t xml:space="preserve">ROC AUC 0.883 </w:t>
       </w:r>
       <w:r>
         <w:rPr>
@@ -1136,7 +1164,7 @@
           <w:sz w:val="24"/>
           <w:szCs w:val="24"/>
         </w:rPr>
-        <w:t xml:space="preserve">coefficient +1.62, odds ratio e^1.62 ≈ 5.1× per +1 SD. The model discovered on its own that brand-drug prescribing dominates cost per claim — exactly right for specialty pharmacy economics.</w:t>
+        <w:t xml:space="preserve">coefficient +1.57, odds ratio e^1.57 ≈ 4.8× per +1 SD. The model discovered on its own that brand-drug prescribing dominates cost per claim — exactly right for specialty pharmacy economics.</w:t>
       </w:r>
     </w:p>
     <w:p>
@@ -1217,7 +1245,7 @@
           <w:sz w:val="24"/>
           <w:szCs w:val="24"/>
         </w:rPr>
-        <w:t xml:space="preserve">For a provider average on everything else, moving only brand share (intercept −1.39, coefficient +1.62):</w:t>
+        <w:t xml:space="preserve">For a provider average on everything else, moving only brand share (intercept −1.41, coefficient +1.57):</w:t>
       </w:r>
     </w:p>
     <w:p>
@@ -1232,7 +1260,7 @@
           <w:sz w:val="20"/>
           <w:szCs w:val="20"/>
         </w:rPr>
-        <w:t xml:space="preserve">+0 SD: log-odds -1.39 | odds 0.25 | p(high-cost) 19.9%</w:t>
+        <w:t xml:space="preserve">+0 SD: log-odds -1.41 | odds 0.24 | p(high-cost) 19.6%</w:t>
       </w:r>
     </w:p>
     <w:p>
@@ -1247,7 +1275,7 @@
           <w:sz w:val="20"/>
           <w:szCs w:val="20"/>
         </w:rPr>
-        <w:t xml:space="preserve">+1 SD: log-odds +0.23 | odds 1.26 | p(high-cost) 55.8%</w:t>
+        <w:t xml:space="preserve">+1 SD: log-odds +0.16 | odds 1.18 | p(high-cost) 54.1%</w:t>
       </w:r>
     </w:p>
     <w:p>
@@ -1262,7 +1290,7 @@
           <w:sz w:val="20"/>
           <w:szCs w:val="20"/>
         </w:rPr>
-        <w:t xml:space="preserve">+2 SD: log-odds +1.85 | odds 6.38 | p(high-cost) 86.5%</w:t>
+        <w:t xml:space="preserve">+2 SD: log-odds +1.74 | odds 5.68 | p(high-cost) 85.0%</w:t>
       </w:r>
     </w:p>
     <w:p>
@@ -1275,7 +1303,7 @@
           <w:sz w:val="24"/>
           <w:szCs w:val="24"/>
         </w:rPr>
-        <w:t xml:space="preserve">Each step multiplies the odds by the same 5.06 — that is what 'linear in log(odds)' means — but the probability jumps unevenly (19.9% → 55.8% → 86.5%), because the sigmoid is steep near p = 0.5 and flat near the extremes:</w:t>
+        <w:t xml:space="preserve">Each step multiplies the odds by the same 4.82 — that is what 'linear in log(odds)' means — but the probability jumps unevenly (19.6% → 54.1% → 85.0%), because the sigmoid is steep near p = 0.5 and flat near the extremes:</w:t>
       </w:r>
     </w:p>
     <w:p>
@@ -1375,7 +1403,7 @@
           <w:sz w:val="24"/>
           <w:szCs w:val="24"/>
         </w:rPr>
-        <w:t xml:space="preserve">First, the promise from Part 2 made visible. We bin providers by brand share, compute the observed fraction of high-cost providers per bin, and plot that fraction twice: as a probability, and transformed to log(odds). On the transformed axis the S-curve — data and model alike — becomes a straight line you can read exactly like a linear regression fit (intercept −1.97, slope +7.49 per unit of brand share):</w:t>
+        <w:t xml:space="preserve">First, the promise from Part 2 made visible. We bin providers by brand share, compute the observed fraction of high-cost providers per bin, and plot that fraction twice: as a probability, and transformed to log(odds). On the transformed axis the S-curve — data and model alike — becomes a straight line you can read exactly like a linear regression fit (intercept −2.07, slope +7.65 per unit of brand share):</w:t>
       </w:r>
     </w:p>
     <w:p>
@@ -1450,7 +1478,7 @@
           <w:sz w:val="24"/>
           <w:szCs w:val="24"/>
         </w:rPr>
-        <w:t xml:space="preserve">Second, the significance question. scikit-learn reports no standard errors, so we refit the identical model with statsmodels, which produces the full regression table: coefficient, standard error, z, p-value, and 95% confidence interval per feature (plus McFadden's pseudo-R², 0.31 here — strong for logistic regression). Wald's test asks, for each coefficient: if the true effect were zero (odds ratio = 1), how surprising is this estimate?</w:t>
+        <w:t xml:space="preserve">Second, the significance question. scikit-learn reports no standard errors, so we refit the identical model with statsmodels, which produces the full regression table: coefficient, standard error, z, p-value, and 95% confidence interval per feature (plus McFadden's pseudo-R², 0.32 here — strong for logistic regression). Wald's test asks, for each coefficient: if the true effect were zero (odds ratio = 1), how surprising is this estimate?</w:t>
       </w:r>
     </w:p>
     <w:p>
@@ -1480,7 +1508,7 @@
           <w:sz w:val="20"/>
           <w:szCs w:val="20"/>
         </w:rPr>
-        <w:t xml:space="preserve">brand_share:     z = +1.653 / 0.141 = +11.8   -&gt;   p &lt; 0.001</w:t>
+        <w:t xml:space="preserve">brand_share:     z = +1.603 / 0.143 = +11.2   -&gt;   p &lt; 0.001</w:t>
       </w:r>
     </w:p>
     <w:p>
@@ -1495,7 +1523,7 @@
           <w:sz w:val="20"/>
           <w:szCs w:val="20"/>
         </w:rPr>
-        <w:t xml:space="preserve">95% CI (log-odds): [+1.38, +1.93]   -&gt;   odds ratio CI: [3.97x, 6.88x]</w:t>
+        <w:t xml:space="preserve">95% CI (log-odds): [+1.32, +1.88]   -&gt;   odds ratio CI: [3.76x, 6.57x]</w:t>
       </w:r>
     </w:p>
     <w:p>
@@ -1583,7 +1611,7 @@
           <w:sz w:val="24"/>
           <w:szCs w:val="24"/>
         </w:rPr>
-        <w:t xml:space="preserve">Where does the t-test you know from linear regression fit in? It has the identical structure — estimate divided by its standard error — but linear regression must also estimate the residual variance, which is what produces the heavier-tailed t-distribution. Logistic regression has no separate residual variance (Bernoulli variance is determined by p itself), so the Wald statistic is compared to the standard normal: a z-test. The classic two-sample t-test still earns its keep in exploration before modeling: mean brand share differs between high-cost and typical prescribers (Welch t = 15.9, p &lt; 0.001). The t-test says the group means differ; Wald's test answers the multivariable version — brand share predicts high-cost even with specialty, panel age, and risk score held fixed.</w:t>
+        <w:t xml:space="preserve">Where does the t-test you know from linear regression fit in? It has the identical structure — estimate divided by its standard error — but linear regression must also estimate the residual variance, which is what produces the heavier-tailed t-distribution. Logistic regression has no separate residual variance (Bernoulli variance is determined by p itself), so the Wald statistic is compared to the standard normal: a z-test. The classic two-sample t-test still earns its keep in exploration before modeling: mean brand share differs between high-cost and typical prescribers (Welch t = 15.5, p &lt; 0.001). The t-test says the group means differ; Wald's test answers the multivariable version — brand share predicts high-cost even with specialty, panel age, and risk score held fixed.</w:t>
       </w:r>
     </w:p>
     <w:p>
@@ -1920,6 +1948,34 @@
     </w:p>
     <w:p>
       <w:pPr>
+        <w:pStyle w:val="ListParagraph"/>
+        <w:numPr>
+          <w:ilvl w:val="0"/>
+          <w:numId w:val="2"/>
+        </w:numPr>
+        <w:spacing w:after="100"/>
+      </w:pPr>
+      <w:r>
+        <w:rPr>
+          <w:rFonts w:ascii="Times New Roman" w:cs="Times New Roman" w:eastAsia="Times New Roman" w:hAnsi="Times New Roman"/>
+          <w:b/>
+          <w:bCs/>
+          <w:sz w:val="24"/>
+          <w:szCs w:val="24"/>
+        </w:rPr>
+        <w:t xml:space="preserve">“90 CMS Documentation References.xlsx” — </w:t>
+      </w:r>
+      <w:r>
+        <w:rPr>
+          <w:rFonts w:ascii="Times New Roman" w:cs="Times New Roman" w:eastAsia="Times New Roman" w:hAnsi="Times New Roman"/>
+          <w:sz w:val="24"/>
+          <w:szCs w:val="24"/>
+        </w:rPr>
+        <w:t xml:space="preserve">every CMS methodology, data dictionary, dataset and supporting URL used by this project, in one filterable table.</w:t>
+      </w:r>
+    </w:p>
+    <w:p>
+      <w:pPr>
         <w:pStyle w:val="Heading1"/>
         <w:spacing w:after="160" w:before="280"/>
       </w:pPr>
@@ -2068,6 +2124,34 @@
           <w:szCs w:val="24"/>
         </w:rPr>
         <w:t xml:space="preserve">the JSON data API (fast for the first N providers) and the bulk CSV (the practical way to move the whole population, streamed in chunks).</w:t>
+      </w:r>
+    </w:p>
+    <w:p>
+      <w:pPr>
+        <w:pStyle w:val="ListParagraph"/>
+        <w:numPr>
+          <w:ilvl w:val="0"/>
+          <w:numId w:val="2"/>
+        </w:numPr>
+        <w:spacing w:after="100"/>
+      </w:pPr>
+      <w:r>
+        <w:rPr>
+          <w:rFonts w:ascii="Times New Roman" w:cs="Times New Roman" w:eastAsia="Times New Roman" w:hAnsi="Times New Roman"/>
+          <w:b/>
+          <w:bCs/>
+          <w:sz w:val="24"/>
+          <w:szCs w:val="24"/>
+        </w:rPr>
+        <w:t xml:space="preserve">Documentation: </w:t>
+      </w:r>
+      <w:r>
+        <w:rPr>
+          <w:rFonts w:ascii="Times New Roman" w:cs="Times New Roman" w:eastAsia="Times New Roman" w:hAnsi="Times New Roman"/>
+          <w:sz w:val="24"/>
+          <w:szCs w:val="24"/>
+        </w:rPr>
+        <w:t xml:space="preserve">CMS publishes a methodological overview and a per-table data dictionary. Every relevant URL — methodology, data dictionaries, dataset endpoints and supporting references — is collected in “90 CMS Documentation References.xlsx.” The suppression and imputation rules described above come from the methodology's “Data Redaction and Suppression” section.</w:t>
       </w:r>
     </w:p>
     <w:sectPr>
